--- a/FJL-F09-TD-Manual Tecnico.docx
+++ b/FJL-F09-TD-Manual Tecnico.docx
@@ -417,6 +417,14 @@
         <w:t xml:space="preserve">3. Configuración de endpoints externos</w:t>
       </w:r>
     </w:p>
+    <w:p>
+      <w:pPr>
+        <w:spacing w:after="140"/>
+      </w:pPr>
+      <w:r>
+        <w:t xml:space="preserve">El sistema resuelve estos endpoints en tiempo de ejecución mediante variables de un archivo de perfil (fglprofile) por ambiente, no de forma fija en el código fuente. Los valores de producción provienen del fglprofile del ambiente ISSSTE.</w:t>
+      </w:r>
+    </w:p>
     <w:tbl>
       <w:tblPr>
         <w:tblW w:type="dxa" w:w="9360"/>
@@ -430,9 +438,8 @@
         </w:tblBorders>
       </w:tblPr>
       <w:tblGrid>
-        <w:gridCol w:w="2400"/>
-        <w:gridCol w:w="3600"/>
-        <w:gridCol w:w="3360"/>
+        <w:gridCol w:w="3400"/>
+        <w:gridCol w:w="5960"/>
       </w:tblGrid>
       <w:tr>
         <w:trPr>
@@ -440,7 +447,7 @@
         </w:trPr>
         <w:tc>
           <w:tcPr>
-            <w:tcW w:type="dxa" w:w="2400"/>
+            <w:tcW w:type="dxa" w:w="3400"/>
             <w:shd w:fill="DCE6F1" w:val="clear"/>
             <w:tcMar>
               <w:top w:type="dxa" w:w="80"/>
@@ -455,13 +462,13 @@
                 <w:b/>
                 <w:bCs/>
               </w:rPr>
-              <w:t xml:space="preserve">Servicio</w:t>
-            </w:r>
-          </w:p>
-        </w:tc>
-        <w:tc>
-          <w:tcPr>
-            <w:tcW w:type="dxa" w:w="3600"/>
+              <w:t xml:space="preserve">Variable (fglprofile)</w:t>
+            </w:r>
+          </w:p>
+        </w:tc>
+        <w:tc>
+          <w:tcPr>
+            <w:tcW w:type="dxa" w:w="5960"/>
             <w:shd w:fill="DCE6F1" w:val="clear"/>
             <w:tcMar>
               <w:top w:type="dxa" w:w="80"/>
@@ -476,27 +483,6 @@
                 <w:b/>
                 <w:bCs/>
               </w:rPr>
-              <w:t xml:space="preserve">Endpoint de desarrollo</w:t>
-            </w:r>
-          </w:p>
-        </w:tc>
-        <w:tc>
-          <w:tcPr>
-            <w:tcW w:type="dxa" w:w="3360"/>
-            <w:shd w:fill="DCE6F1" w:val="clear"/>
-            <w:tcMar>
-              <w:top w:type="dxa" w:w="80"/>
-              <w:left w:type="dxa" w:w="100"/>
-              <w:bottom w:type="dxa" w:w="80"/>
-              <w:right w:type="dxa" w:w="100"/>
-            </w:tcMar>
-          </w:tcPr>
-          <w:p>
-            <w:r>
-              <w:rPr>
-                <w:b/>
-                <w:bCs/>
-              </w:rPr>
               <w:t xml:space="preserve">Endpoint de producción</w:t>
             </w:r>
           </w:p>
@@ -505,314 +491,525 @@
       <w:tr>
         <w:tc>
           <w:tcPr>
-            <w:tcW w:type="dxa" w:w="2400"/>
-            <w:tcMar>
-              <w:top w:type="dxa" w:w="80"/>
-              <w:left w:type="dxa" w:w="100"/>
-              <w:bottom w:type="dxa" w:w="80"/>
-              <w:right w:type="dxa" w:w="100"/>
-            </w:tcMar>
-          </w:tcPr>
-          <w:p>
-            <w:r>
-              <w:rPr>
-                <w:b w:val="false"/>
-                <w:bCs w:val="false"/>
-              </w:rPr>
-              <w:t xml:space="preserve">IMSS WS1/WS3/WS6</w:t>
-            </w:r>
-          </w:p>
-        </w:tc>
-        <w:tc>
-          <w:tcPr>
-            <w:tcW w:type="dxa" w:w="3600"/>
-            <w:tcMar>
-              <w:top w:type="dxa" w:w="80"/>
-              <w:left w:type="dxa" w:w="100"/>
-              <w:bottom w:type="dxa" w:w="80"/>
-              <w:right w:type="dxa" w:w="100"/>
-            </w:tcMar>
-          </w:tcPr>
-          <w:p>
-            <w:r>
-              <w:rPr>
-                <w:b w:val="false"/>
-                <w:bCs w:val="false"/>
-              </w:rPr>
-              <w:t xml:space="preserve">api.dev.issste.gob.mx/semanascotizadas-rest/...</w:t>
-            </w:r>
-          </w:p>
-        </w:tc>
-        <w:tc>
-          <w:tcPr>
-            <w:tcW w:type="dxa" w:w="3360"/>
-            <w:tcMar>
-              <w:top w:type="dxa" w:w="80"/>
-              <w:left w:type="dxa" w:w="100"/>
-              <w:bottom w:type="dxa" w:w="80"/>
-              <w:right w:type="dxa" w:w="100"/>
-            </w:tcMar>
-          </w:tcPr>
-          <w:p>
-            <w:r>
-              <w:rPr>
-                <w:b w:val="false"/>
-                <w:bCs w:val="false"/>
-              </w:rPr>
-              <w:t xml:space="preserve">Por confirmar</w:t>
-            </w:r>
-          </w:p>
-        </w:tc>
-      </w:tr>
-      <w:tr>
-        <w:tc>
-          <w:tcPr>
-            <w:tcW w:type="dxa" w:w="2400"/>
-            <w:tcMar>
-              <w:top w:type="dxa" w:w="80"/>
-              <w:left w:type="dxa" w:w="100"/>
-              <w:bottom w:type="dxa" w:w="80"/>
-              <w:right w:type="dxa" w:w="100"/>
-            </w:tcMar>
-          </w:tcPr>
-          <w:p>
-            <w:r>
-              <w:rPr>
-                <w:b w:val="false"/>
-                <w:bCs w:val="false"/>
-              </w:rPr>
-              <w:t xml:space="preserve">ProceSAR WS2/WS4/WS5</w:t>
-            </w:r>
-          </w:p>
-        </w:tc>
-        <w:tc>
-          <w:tcPr>
-            <w:tcW w:type="dxa" w:w="3600"/>
-            <w:tcMar>
-              <w:top w:type="dxa" w:w="80"/>
-              <w:left w:type="dxa" w:w="100"/>
-              <w:bottom w:type="dxa" w:w="80"/>
-              <w:right w:type="dxa" w:w="100"/>
-            </w:tcMar>
-          </w:tcPr>
-          <w:p>
-            <w:r>
-              <w:rPr>
-                <w:b w:val="false"/>
-                <w:bCs w:val="false"/>
-              </w:rPr>
-              <w:t xml:space="preserve">wsprocesar.com.mx/retiros/v1/...</w:t>
-            </w:r>
-          </w:p>
-        </w:tc>
-        <w:tc>
-          <w:tcPr>
-            <w:tcW w:type="dxa" w:w="3360"/>
-            <w:tcMar>
-              <w:top w:type="dxa" w:w="80"/>
-              <w:left w:type="dxa" w:w="100"/>
-              <w:bottom w:type="dxa" w:w="80"/>
-              <w:right w:type="dxa" w:w="100"/>
-            </w:tcMar>
-          </w:tcPr>
-          <w:p>
-            <w:r>
-              <w:rPr>
-                <w:b w:val="false"/>
-                <w:bCs w:val="false"/>
-              </w:rPr>
-              <w:t xml:space="preserve">Por confirmar</w:t>
-            </w:r>
-          </w:p>
-        </w:tc>
-      </w:tr>
-      <w:tr>
-        <w:tc>
-          <w:tcPr>
-            <w:tcW w:type="dxa" w:w="2400"/>
-            <w:tcMar>
-              <w:top w:type="dxa" w:w="80"/>
-              <w:left w:type="dxa" w:w="100"/>
-              <w:bottom w:type="dxa" w:w="80"/>
-              <w:right w:type="dxa" w:w="100"/>
-            </w:tcMar>
-          </w:tcPr>
-          <w:p>
-            <w:r>
-              <w:rPr>
-                <w:b w:val="false"/>
-                <w:bCs w:val="false"/>
-              </w:rPr>
-              <w:t xml:space="preserve">RENAPO</w:t>
-            </w:r>
-          </w:p>
-        </w:tc>
-        <w:tc>
-          <w:tcPr>
-            <w:tcW w:type="dxa" w:w="3600"/>
-            <w:tcMar>
-              <w:top w:type="dxa" w:w="80"/>
-              <w:left w:type="dxa" w:w="100"/>
-              <w:bottom w:type="dxa" w:w="80"/>
-              <w:right w:type="dxa" w:w="100"/>
-            </w:tcMar>
-          </w:tcPr>
-          <w:p>
-            <w:r>
-              <w:rPr>
-                <w:b w:val="false"/>
-                <w:bCs w:val="false"/>
-              </w:rPr>
-              <w:t xml:space="preserve">webs.curp.gob.mx / websdes.curp.gob.mx</w:t>
-            </w:r>
-          </w:p>
-        </w:tc>
-        <w:tc>
-          <w:tcPr>
-            <w:tcW w:type="dxa" w:w="3360"/>
-            <w:tcMar>
-              <w:top w:type="dxa" w:w="80"/>
-              <w:left w:type="dxa" w:w="100"/>
-              <w:bottom w:type="dxa" w:w="80"/>
-              <w:right w:type="dxa" w:w="100"/>
-            </w:tcMar>
-          </w:tcPr>
-          <w:p>
-            <w:r>
-              <w:rPr>
-                <w:b w:val="false"/>
-                <w:bCs w:val="false"/>
-              </w:rPr>
-              <w:t xml:space="preserve">Mismo (servicio oficial gob.mx)</w:t>
-            </w:r>
-          </w:p>
-        </w:tc>
-      </w:tr>
-      <w:tr>
-        <w:tc>
-          <w:tcPr>
-            <w:tcW w:type="dxa" w:w="2400"/>
-            <w:tcMar>
-              <w:top w:type="dxa" w:w="80"/>
-              <w:left w:type="dxa" w:w="100"/>
-              <w:bottom w:type="dxa" w:w="80"/>
-              <w:right w:type="dxa" w:w="100"/>
-            </w:tcMar>
-          </w:tcPr>
-          <w:p>
-            <w:r>
-              <w:rPr>
-                <w:b w:val="false"/>
-                <w:bCs w:val="false"/>
-              </w:rPr>
-              <w:t xml:space="preserve">Firma (wsfirma)</w:t>
-            </w:r>
-          </w:p>
-        </w:tc>
-        <w:tc>
-          <w:tcPr>
-            <w:tcW w:type="dxa" w:w="3600"/>
-            <w:tcMar>
-              <w:top w:type="dxa" w:w="80"/>
-              <w:left w:type="dxa" w:w="100"/>
-              <w:bottom w:type="dxa" w:w="80"/>
-              <w:right w:type="dxa" w:w="100"/>
-            </w:tcMar>
-          </w:tcPr>
-          <w:p>
-            <w:r>
-              <w:rPr>
-                <w:b w:val="false"/>
-                <w:bCs w:val="false"/>
-              </w:rPr>
-              <w:t xml:space="preserve">api.dev.issste.gob.mx/wsfirma</w:t>
-            </w:r>
-          </w:p>
-        </w:tc>
-        <w:tc>
-          <w:tcPr>
-            <w:tcW w:type="dxa" w:w="3360"/>
-            <w:tcMar>
-              <w:top w:type="dxa" w:w="80"/>
-              <w:left w:type="dxa" w:w="100"/>
-              <w:bottom w:type="dxa" w:w="80"/>
-              <w:right w:type="dxa" w:w="100"/>
-            </w:tcMar>
-          </w:tcPr>
-          <w:p>
-            <w:r>
-              <w:rPr>
-                <w:b w:val="false"/>
-                <w:bCs w:val="false"/>
-              </w:rPr>
-              <w:t xml:space="preserve">api2.issste.gob.mx/wsfirma</w:t>
-            </w:r>
-          </w:p>
-        </w:tc>
-      </w:tr>
-      <w:tr>
-        <w:tc>
-          <w:tcPr>
-            <w:tcW w:type="dxa" w:w="2400"/>
-            <w:tcMar>
-              <w:top w:type="dxa" w:w="80"/>
-              <w:left w:type="dxa" w:w="100"/>
-              <w:bottom w:type="dxa" w:w="80"/>
-              <w:right w:type="dxa" w:w="100"/>
-            </w:tcMar>
-          </w:tcPr>
-          <w:p>
-            <w:r>
-              <w:rPr>
-                <w:b w:val="false"/>
-                <w:bCs w:val="false"/>
-              </w:rPr>
-              <w:t xml:space="preserve">Dictamen WS7</w:t>
-            </w:r>
-          </w:p>
-        </w:tc>
-        <w:tc>
-          <w:tcPr>
-            <w:tcW w:type="dxa" w:w="3600"/>
-            <w:tcMar>
-              <w:top w:type="dxa" w:w="80"/>
-              <w:left w:type="dxa" w:w="100"/>
-              <w:bottom w:type="dxa" w:w="80"/>
-              <w:right w:type="dxa" w:w="100"/>
-            </w:tcMar>
-          </w:tcPr>
-          <w:p>
-            <w:r>
-              <w:rPr>
-                <w:b w:val="false"/>
-                <w:bCs w:val="false"/>
-              </w:rPr>
-              <w:t xml:space="preserve">localhost:6394 (pruebas)</w:t>
-            </w:r>
-          </w:p>
-        </w:tc>
-        <w:tc>
-          <w:tcPr>
-            <w:tcW w:type="dxa" w:w="3360"/>
-            <w:tcMar>
-              <w:top w:type="dxa" w:w="80"/>
-              <w:left w:type="dxa" w:w="100"/>
-              <w:bottom w:type="dxa" w:w="80"/>
-              <w:right w:type="dxa" w:w="100"/>
-            </w:tcMar>
-          </w:tcPr>
-          <w:p>
-            <w:r>
-              <w:rPr>
-                <w:b w:val="false"/>
-                <w:bCs w:val="false"/>
-              </w:rPr>
-              <w:t xml:space="preserve">issstenet.issste.gob.mx/gasapp/ws/r/wsportabilidad/...</w:t>
+            <w:tcW w:type="dxa" w:w="3400"/>
+            <w:tcMar>
+              <w:top w:type="dxa" w:w="80"/>
+              <w:left w:type="dxa" w:w="100"/>
+              <w:bottom w:type="dxa" w:w="80"/>
+              <w:right w:type="dxa" w:w="100"/>
+            </w:tcMar>
+          </w:tcPr>
+          <w:p>
+            <w:r>
+              <w:rPr>
+                <w:b w:val="false"/>
+                <w:bCs w:val="false"/>
+              </w:rPr>
+              <w:t xml:space="preserve">ws.mycurp.url</w:t>
+            </w:r>
+          </w:p>
+        </w:tc>
+        <w:tc>
+          <w:tcPr>
+            <w:tcW w:type="dxa" w:w="5960"/>
+            <w:tcMar>
+              <w:top w:type="dxa" w:w="80"/>
+              <w:left w:type="dxa" w:w="100"/>
+              <w:bottom w:type="dxa" w:w="80"/>
+              <w:right w:type="dxa" w:w="100"/>
+            </w:tcMar>
+          </w:tcPr>
+          <w:p>
+            <w:r>
+              <w:rPr>
+                <w:b w:val="false"/>
+                <w:bCs w:val="false"/>
+              </w:rPr>
+              <w:t xml:space="preserve">https://webs.curp.gob.mx/WebServicesConsulta/services/ConsultaPorCurpService</w:t>
+            </w:r>
+          </w:p>
+        </w:tc>
+      </w:tr>
+      <w:tr>
+        <w:tc>
+          <w:tcPr>
+            <w:tcW w:type="dxa" w:w="3400"/>
+            <w:tcMar>
+              <w:top w:type="dxa" w:w="80"/>
+              <w:left w:type="dxa" w:w="100"/>
+              <w:bottom w:type="dxa" w:w="80"/>
+              <w:right w:type="dxa" w:w="100"/>
+            </w:tcMar>
+          </w:tcPr>
+          <w:p>
+            <w:r>
+              <w:rPr>
+                <w:b w:val="false"/>
+                <w:bCs w:val="false"/>
+              </w:rPr>
+              <w:t xml:space="preserve">ws.wsconsultabasicaimss.url</w:t>
+            </w:r>
+          </w:p>
+        </w:tc>
+        <w:tc>
+          <w:tcPr>
+            <w:tcW w:type="dxa" w:w="5960"/>
+            <w:tcMar>
+              <w:top w:type="dxa" w:w="80"/>
+              <w:left w:type="dxa" w:w="100"/>
+              <w:bottom w:type="dxa" w:w="80"/>
+              <w:right w:type="dxa" w:w="100"/>
+            </w:tcMar>
+          </w:tcPr>
+          <w:p>
+            <w:r>
+              <w:rPr>
+                <w:b w:val="false"/>
+                <w:bCs w:val="false"/>
+              </w:rPr>
+              <w:t xml:space="preserve">https://api2.issste.gob.mx/semanascotizadas-rest-ws/WSEstatusAsegurado</w:t>
+            </w:r>
+          </w:p>
+        </w:tc>
+      </w:tr>
+      <w:tr>
+        <w:tc>
+          <w:tcPr>
+            <w:tcW w:type="dxa" w:w="3400"/>
+            <w:tcMar>
+              <w:top w:type="dxa" w:w="80"/>
+              <w:left w:type="dxa" w:w="100"/>
+              <w:bottom w:type="dxa" w:w="80"/>
+              <w:right w:type="dxa" w:w="100"/>
+            </w:tcMar>
+          </w:tcPr>
+          <w:p>
+            <w:r>
+              <w:rPr>
+                <w:b w:val="false"/>
+                <w:bCs w:val="false"/>
+              </w:rPr>
+              <w:t xml:space="preserve">ws.wsconsultarobustaimss.url</w:t>
+            </w:r>
+          </w:p>
+        </w:tc>
+        <w:tc>
+          <w:tcPr>
+            <w:tcW w:type="dxa" w:w="5960"/>
+            <w:tcMar>
+              <w:top w:type="dxa" w:w="80"/>
+              <w:left w:type="dxa" w:w="100"/>
+              <w:bottom w:type="dxa" w:w="80"/>
+              <w:right w:type="dxa" w:w="100"/>
+            </w:tcMar>
+          </w:tcPr>
+          <w:p>
+            <w:r>
+              <w:rPr>
+                <w:b w:val="false"/>
+                <w:bCs w:val="false"/>
+              </w:rPr>
+              <w:t xml:space="preserve">https://api2.issste.gob.mx/semanascotizadas-rest-ws/WSConsultaPeriodos</w:t>
+            </w:r>
+          </w:p>
+        </w:tc>
+      </w:tr>
+      <w:tr>
+        <w:tc>
+          <w:tcPr>
+            <w:tcW w:type="dxa" w:w="3400"/>
+            <w:tcMar>
+              <w:top w:type="dxa" w:w="80"/>
+              <w:left w:type="dxa" w:w="100"/>
+              <w:bottom w:type="dxa" w:w="80"/>
+              <w:right w:type="dxa" w:w="100"/>
+            </w:tcMar>
+          </w:tcPr>
+          <w:p>
+            <w:r>
+              <w:rPr>
+                <w:b w:val="false"/>
+                <w:bCs w:val="false"/>
+              </w:rPr>
+              <w:t xml:space="preserve">ws.wsnotificarprocedenciaimss.url</w:t>
+            </w:r>
+          </w:p>
+        </w:tc>
+        <w:tc>
+          <w:tcPr>
+            <w:tcW w:type="dxa" w:w="5960"/>
+            <w:tcMar>
+              <w:top w:type="dxa" w:w="80"/>
+              <w:left w:type="dxa" w:w="100"/>
+              <w:bottom w:type="dxa" w:w="80"/>
+              <w:right w:type="dxa" w:w="100"/>
+            </w:tcMar>
+          </w:tcPr>
+          <w:p>
+            <w:r>
+              <w:rPr>
+                <w:b w:val="false"/>
+                <w:bCs w:val="false"/>
+              </w:rPr>
+              <w:t xml:space="preserve">https://api2.issste.gob.mx/semanascotizadas-rest-ws/WSConclusionPortabilidad</w:t>
+            </w:r>
+          </w:p>
+        </w:tc>
+      </w:tr>
+      <w:tr>
+        <w:tc>
+          <w:tcPr>
+            <w:tcW w:type="dxa" w:w="3400"/>
+            <w:tcMar>
+              <w:top w:type="dxa" w:w="80"/>
+              <w:left w:type="dxa" w:w="100"/>
+              <w:bottom w:type="dxa" w:w="80"/>
+              <w:right w:type="dxa" w:w="100"/>
+            </w:tcMar>
+          </w:tcPr>
+          <w:p>
+            <w:r>
+              <w:rPr>
+                <w:b w:val="false"/>
+                <w:bCs w:val="false"/>
+              </w:rPr>
+              <w:t xml:space="preserve">ws.wsconsultarprocesar.url (ruta directa)</w:t>
+            </w:r>
+          </w:p>
+        </w:tc>
+        <w:tc>
+          <w:tcPr>
+            <w:tcW w:type="dxa" w:w="5960"/>
+            <w:tcMar>
+              <w:top w:type="dxa" w:w="80"/>
+              <w:left w:type="dxa" w:w="100"/>
+              <w:bottom w:type="dxa" w:w="80"/>
+              <w:right w:type="dxa" w:w="100"/>
+            </w:tcMar>
+          </w:tcPr>
+          <w:p>
+            <w:r>
+              <w:rPr>
+                <w:b w:val="false"/>
+                <w:bCs w:val="false"/>
+              </w:rPr>
+              <w:t xml:space="preserve">https://wsprocesar.com.mx/retiros/v1/999/portabilidad/determinacion/consulta</w:t>
+            </w:r>
+          </w:p>
+        </w:tc>
+      </w:tr>
+      <w:tr>
+        <w:tc>
+          <w:tcPr>
+            <w:tcW w:type="dxa" w:w="3400"/>
+            <w:tcMar>
+              <w:top w:type="dxa" w:w="80"/>
+              <w:left w:type="dxa" w:w="100"/>
+              <w:bottom w:type="dxa" w:w="80"/>
+              <w:right w:type="dxa" w:w="100"/>
+            </w:tcMar>
+          </w:tcPr>
+          <w:p>
+            <w:r>
+              <w:rPr>
+                <w:b w:val="false"/>
+                <w:bCs w:val="false"/>
+              </w:rPr>
+              <w:t xml:space="preserve">ws.wsconsultarprocesar.url (usado por el código — ruta directa)</w:t>
+            </w:r>
+          </w:p>
+        </w:tc>
+        <w:tc>
+          <w:tcPr>
+            <w:tcW w:type="dxa" w:w="5960"/>
+            <w:tcMar>
+              <w:top w:type="dxa" w:w="80"/>
+              <w:left w:type="dxa" w:w="100"/>
+              <w:bottom w:type="dxa" w:w="80"/>
+              <w:right w:type="dxa" w:w="100"/>
+            </w:tcMar>
+          </w:tcPr>
+          <w:p>
+            <w:r>
+              <w:rPr>
+                <w:b w:val="false"/>
+                <w:bCs w:val="false"/>
+              </w:rPr>
+              <w:t xml:space="preserve">https://wsprocesar.com.mx/retiros/v1/999/portabilidad/determinacion/consulta</w:t>
+            </w:r>
+          </w:p>
+        </w:tc>
+      </w:tr>
+      <w:tr>
+        <w:tc>
+          <w:tcPr>
+            <w:tcW w:type="dxa" w:w="3400"/>
+            <w:tcMar>
+              <w:top w:type="dxa" w:w="80"/>
+              <w:left w:type="dxa" w:w="100"/>
+              <w:bottom w:type="dxa" w:w="80"/>
+              <w:right w:type="dxa" w:w="100"/>
+            </w:tcMar>
+          </w:tcPr>
+          <w:p>
+            <w:r>
+              <w:rPr>
+                <w:b w:val="false"/>
+                <w:bCs w:val="false"/>
+              </w:rPr>
+              <w:t xml:space="preserve">ws.wsinsercionprocesar.url (usado por el código — ruta directa)</w:t>
+            </w:r>
+          </w:p>
+        </w:tc>
+        <w:tc>
+          <w:tcPr>
+            <w:tcW w:type="dxa" w:w="5960"/>
+            <w:tcMar>
+              <w:top w:type="dxa" w:w="80"/>
+              <w:left w:type="dxa" w:w="100"/>
+              <w:bottom w:type="dxa" w:w="80"/>
+              <w:right w:type="dxa" w:w="100"/>
+            </w:tcMar>
+          </w:tcPr>
+          <w:p>
+            <w:r>
+              <w:rPr>
+                <w:b w:val="false"/>
+                <w:bCs w:val="false"/>
+              </w:rPr>
+              <w:t xml:space="preserve">https://wsprocesar.com.mx/retiros/v1/1000/portabilidad/determinacion/insercion</w:t>
+            </w:r>
+          </w:p>
+        </w:tc>
+      </w:tr>
+      <w:tr>
+        <w:tc>
+          <w:tcPr>
+            <w:tcW w:type="dxa" w:w="3400"/>
+            <w:tcMar>
+              <w:top w:type="dxa" w:w="80"/>
+              <w:left w:type="dxa" w:w="100"/>
+              <w:bottom w:type="dxa" w:w="80"/>
+              <w:right w:type="dxa" w:w="100"/>
+            </w:tcMar>
+          </w:tcPr>
+          <w:p>
+            <w:r>
+              <w:rPr>
+                <w:b w:val="false"/>
+                <w:bCs w:val="false"/>
+              </w:rPr>
+              <w:t xml:space="preserve">ws.wscancelarprocesar.url (usado por el código — ruta directa)</w:t>
+            </w:r>
+          </w:p>
+        </w:tc>
+        <w:tc>
+          <w:tcPr>
+            <w:tcW w:type="dxa" w:w="5960"/>
+            <w:tcMar>
+              <w:top w:type="dxa" w:w="80"/>
+              <w:left w:type="dxa" w:w="100"/>
+              <w:bottom w:type="dxa" w:w="80"/>
+              <w:right w:type="dxa" w:w="100"/>
+            </w:tcMar>
+          </w:tcPr>
+          <w:p>
+            <w:r>
+              <w:rPr>
+                <w:b w:val="false"/>
+                <w:bCs w:val="false"/>
+              </w:rPr>
+              <w:t xml:space="preserve">https://wsprocesar.com.mx/retiros/v1/1001/portabilidad/cancelacion</w:t>
+            </w:r>
+          </w:p>
+        </w:tc>
+      </w:tr>
+      <w:tr>
+        <w:tc>
+          <w:tcPr>
+            <w:tcW w:type="dxa" w:w="3400"/>
+            <w:tcMar>
+              <w:top w:type="dxa" w:w="80"/>
+              <w:left w:type="dxa" w:w="100"/>
+              <w:bottom w:type="dxa" w:w="80"/>
+              <w:right w:type="dxa" w:w="100"/>
+            </w:tcMar>
+          </w:tcPr>
+          <w:p>
+            <w:r>
+              <w:rPr>
+                <w:b w:val="false"/>
+                <w:bCs w:val="false"/>
+              </w:rPr>
+              <w:t xml:space="preserve">ws.wssaldospreliminar.url</w:t>
+            </w:r>
+          </w:p>
+        </w:tc>
+        <w:tc>
+          <w:tcPr>
+            <w:tcW w:type="dxa" w:w="5960"/>
+            <w:tcMar>
+              <w:top w:type="dxa" w:w="80"/>
+              <w:left w:type="dxa" w:w="100"/>
+              <w:bottom w:type="dxa" w:w="80"/>
+              <w:right w:type="dxa" w:w="100"/>
+            </w:tcMar>
+          </w:tcPr>
+          <w:p>
+            <w:r>
+              <w:rPr>
+                <w:b w:val="false"/>
+                <w:bCs w:val="false"/>
+              </w:rPr>
+              <w:t xml:space="preserve">https://wsprocesar.com.mx/Retiros/SaldoPreliminarIssste</w:t>
+            </w:r>
+          </w:p>
+        </w:tc>
+      </w:tr>
+      <w:tr>
+        <w:tc>
+          <w:tcPr>
+            <w:tcW w:type="dxa" w:w="3400"/>
+            <w:tcMar>
+              <w:top w:type="dxa" w:w="80"/>
+              <w:left w:type="dxa" w:w="100"/>
+              <w:bottom w:type="dxa" w:w="80"/>
+              <w:right w:type="dxa" w:w="100"/>
+            </w:tcMar>
+          </w:tcPr>
+          <w:p>
+            <w:r>
+              <w:rPr>
+                <w:b w:val="false"/>
+                <w:bCs w:val="false"/>
+              </w:rPr>
+              <w:t xml:space="preserve">ws.wsclientebenficiopensionario.url</w:t>
+            </w:r>
+          </w:p>
+        </w:tc>
+        <w:tc>
+          <w:tcPr>
+            <w:tcW w:type="dxa" w:w="5960"/>
+            <w:tcMar>
+              <w:top w:type="dxa" w:w="80"/>
+              <w:left w:type="dxa" w:w="100"/>
+              <w:bottom w:type="dxa" w:w="80"/>
+              <w:right w:type="dxa" w:w="100"/>
+            </w:tcMar>
+          </w:tcPr>
+          <w:p>
+            <w:r>
+              <w:rPr>
+                <w:b w:val="false"/>
+                <w:bCs w:val="false"/>
+              </w:rPr>
+              <w:t xml:space="preserve">https://issstenet.issste.gob.mx/gasapp/ws/r/wsportabilidad/dictamenbeneficiopensionarios</w:t>
+            </w:r>
+          </w:p>
+        </w:tc>
+      </w:tr>
+      <w:tr>
+        <w:tc>
+          <w:tcPr>
+            <w:tcW w:type="dxa" w:w="3400"/>
+            <w:tcMar>
+              <w:top w:type="dxa" w:w="80"/>
+              <w:left w:type="dxa" w:w="100"/>
+              <w:bottom w:type="dxa" w:w="80"/>
+              <w:right w:type="dxa" w:w="100"/>
+            </w:tcMar>
+          </w:tcPr>
+          <w:p>
+            <w:r>
+              <w:rPr>
+                <w:b w:val="false"/>
+                <w:bCs w:val="false"/>
+              </w:rPr>
+              <w:t xml:space="preserve">ws.wscnsf.url</w:t>
+            </w:r>
+          </w:p>
+        </w:tc>
+        <w:tc>
+          <w:tcPr>
+            <w:tcW w:type="dxa" w:w="5960"/>
+            <w:tcMar>
+              <w:top w:type="dxa" w:w="80"/>
+              <w:left w:type="dxa" w:w="100"/>
+              <w:bottom w:type="dxa" w:w="80"/>
+              <w:right w:type="dxa" w:w="100"/>
+            </w:tcMar>
+          </w:tcPr>
+          <w:p>
+            <w:r>
+              <w:rPr>
+                <w:b w:val="false"/>
+                <w:bCs w:val="false"/>
+              </w:rPr>
+              <w:t xml:space="preserve">http://172.16.5.196:10110/SucWebSWIS.dll/soap/ISucWebSWIS</w:t>
+            </w:r>
+          </w:p>
+        </w:tc>
+      </w:tr>
+      <w:tr>
+        <w:tc>
+          <w:tcPr>
+            <w:tcW w:type="dxa" w:w="3400"/>
+            <w:tcMar>
+              <w:top w:type="dxa" w:w="80"/>
+              <w:left w:type="dxa" w:w="100"/>
+              <w:bottom w:type="dxa" w:w="80"/>
+              <w:right w:type="dxa" w:w="100"/>
+            </w:tcMar>
+          </w:tcPr>
+          <w:p>
+            <w:r>
+              <w:rPr>
+                <w:b w:val="false"/>
+                <w:bCs w:val="false"/>
+              </w:rPr>
+              <w:t xml:space="preserve">ws.wsfirmasat.url</w:t>
+            </w:r>
+          </w:p>
+        </w:tc>
+        <w:tc>
+          <w:tcPr>
+            <w:tcW w:type="dxa" w:w="5960"/>
+            <w:tcMar>
+              <w:top w:type="dxa" w:w="80"/>
+              <w:left w:type="dxa" w:w="100"/>
+              <w:bottom w:type="dxa" w:w="80"/>
+              <w:right w:type="dxa" w:w="100"/>
+            </w:tcMar>
+          </w:tcPr>
+          <w:p>
+            <w:r>
+              <w:rPr>
+                <w:b w:val="false"/>
+                <w:bCs w:val="false"/>
+              </w:rPr>
+              <w:t xml:space="preserve">https://api2.issste.gob.mx/wsfirma</w:t>
             </w:r>
           </w:p>
         </w:tc>
       </w:tr>
     </w:tbl>
+    <w:p>
+      <w:pPr>
+        <w:shd w:fill="E2EFDA" w:val="clear"/>
+        <w:spacing w:after="160"/>
+      </w:pPr>
+      <w:r>
+        <w:rPr>
+          <w:b/>
+          <w:bCs/>
+          <w:color w:val="2E7D32"/>
+        </w:rPr>
+        <w:t xml:space="preserve">Supuesto: </w:t>
+      </w:r>
+      <w:r>
+        <w:t xml:space="preserve">Se confirmó en el código fuente (mSolicitudPortabilidad.4gl) que el módulo usa los alias wsconsultarprocesar, wsinsercionprocesar y wscancelarprocesar, es decir, la ruta directa a wsprocesar.com.mx. Los alias wsapiconsultar/wsapiinsercion/wsapicancelacion (vía API Gateway del ISSSTE) están definidos en el fglprofile pero no se referencian en el código revisado.</w:t>
+      </w:r>
+    </w:p>
     <w:p>
       <w:pPr>
         <w:pStyle w:val="Heading1"/>
@@ -1607,7 +1804,7 @@
         <w:t xml:space="preserve">Supuesto: </w:t>
       </w:r>
       <w:r>
-        <w:t xml:space="preserve">Los endpoints de producción marcados como "por confirmar" deberán completarse antes de la operación real, con apoyo del área de infraestructura de ISSSTE.</w:t>
+        <w:t xml:space="preserve">Los valores de este manual provienen de un fglprofile de producción proporcionado; se recomienda revalidarlos periódicamente contra el fglprofile vigente, ya que este archivo es responsabilidad del área de infraestructura y puede actualizarse sin pasar por control de versiones de este documento.</w:t>
       </w:r>
     </w:p>
     <w:sectPr>
